--- a/report/Older UK Credit-Card Customers - Final Report.docx
+++ b/report/Older UK Credit-Card Customers - Final Report.docx
@@ -93,7 +93,7 @@
         <w:jc w:val="center"/>
       </w:pPr>
       <w:r>
-        <w:t>Word count: approximately 2,996 (excluding references and figure captions)</w:t>
+        <w:t>Word count: approximately 2,936 words (excluding references)</w:t>
       </w:r>
     </w:p>
     <w:p>
